--- a/public/documentos/INT-07-informe-de-monitoreo-de-las-comunicaciones-n-2.docx
+++ b/public/documentos/INT-07-informe-de-monitoreo-de-las-comunicaciones-n-2.docx
@@ -52,7 +52,7 @@
                 <w:noProof/>
               </w:rPr>
               <w:drawing>
-                <wp:inline distT="0" distB="0" distL="0" distR="0" wp14:anchorId="480A68A5" wp14:editId="525D5E7A">
+                <wp:inline distT="0" distB="0" distL="0" distR="0" wp14:anchorId="03C129D2" wp14:editId="246E1929">
                   <wp:extent cx="990600" cy="990600"/>
                   <wp:effectExtent l="0" t="0" r="0" b="0"/>
                   <wp:docPr id="1" name="Imagen 1"/>
@@ -171,10 +171,10 @@
                 <w:noProof/>
               </w:rPr>
               <w:drawing>
-                <wp:inline distT="0" distB="0" distL="0" distR="0" wp14:anchorId="62FE54AC" wp14:editId="520328F8">
+                <wp:inline distT="0" distB="0" distL="0" distR="0" wp14:anchorId="2EC7F264" wp14:editId="47AABE85">
                   <wp:extent cx="800100" cy="800100"/>
                   <wp:effectExtent l="0" t="0" r="0" b="0"/>
-                  <wp:docPr id="1226517427" name="Imagen 1226517427"/>
+                  <wp:docPr id="2090578641" name="Imagen 2090578641"/>
                   <wp:cNvGraphicFramePr>
                     <a:graphicFrameLocks xmlns:a="http://schemas.openxmlformats.org/drawingml/2006/main" noChangeAspect="1"/>
                   </wp:cNvGraphicFramePr>
@@ -2728,7 +2728,7 @@
     <w:sdt>
       <w:sdtPr>
         <w:alias w:val="Contenido"/>
-        <w:id w:val="-1747876877"/>
+        <w:id w:val="367185910"/>
       </w:sdtPr>
       <w:sdtEndPr/>
       <w:sdtContent>
@@ -2754,7 +2754,7 @@
           <w:r>
             <w:fldChar w:fldCharType="separate"/>
           </w:r>
-          <w:hyperlink w:anchor="_Toc243091740" w:history="1">
+          <w:hyperlink w:anchor="_Toc243093553" w:history="1">
             <w:r>
               <w:rPr>
                 <w:rStyle w:val="Hipervnculo"/>
@@ -2778,7 +2778,7 @@
               <w:rPr>
                 <w:noProof/>
               </w:rPr>
-              <w:instrText xml:space="preserve"> PAGEREF _Toc243091740 \h </w:instrText>
+              <w:instrText xml:space="preserve"> PAGEREF _Toc243093553 \h </w:instrText>
             </w:r>
             <w:r>
               <w:rPr>
@@ -2818,7 +2818,7 @@
               <w14:ligatures w14:val="standardContextual"/>
             </w:rPr>
           </w:pPr>
-          <w:hyperlink w:anchor="_Toc243091741" w:history="1">
+          <w:hyperlink w:anchor="_Toc243093554" w:history="1">
             <w:r>
               <w:rPr>
                 <w:rStyle w:val="Hipervnculo"/>
@@ -2842,7 +2842,7 @@
               <w:rPr>
                 <w:noProof/>
               </w:rPr>
-              <w:instrText xml:space="preserve"> PAGEREF _Toc243091741 \h </w:instrText>
+              <w:instrText xml:space="preserve"> PAGEREF _Toc243093554 \h </w:instrText>
             </w:r>
             <w:r>
               <w:rPr>
@@ -2882,7 +2882,7 @@
               <w14:ligatures w14:val="standardContextual"/>
             </w:rPr>
           </w:pPr>
-          <w:hyperlink w:anchor="_Toc243091742" w:history="1">
+          <w:hyperlink w:anchor="_Toc243093555" w:history="1">
             <w:r>
               <w:rPr>
                 <w:rStyle w:val="Hipervnculo"/>
@@ -2906,7 +2906,7 @@
               <w:rPr>
                 <w:noProof/>
               </w:rPr>
-              <w:instrText xml:space="preserve"> PAGEREF _Toc243091742 \h </w:instrText>
+              <w:instrText xml:space="preserve"> PAGEREF _Toc243093555 \h </w:instrText>
             </w:r>
             <w:r>
               <w:rPr>
@@ -2946,7 +2946,7 @@
               <w14:ligatures w14:val="standardContextual"/>
             </w:rPr>
           </w:pPr>
-          <w:hyperlink w:anchor="_Toc243091743" w:history="1">
+          <w:hyperlink w:anchor="_Toc243093556" w:history="1">
             <w:r>
               <w:rPr>
                 <w:rStyle w:val="Hipervnculo"/>
@@ -2970,7 +2970,7 @@
               <w:rPr>
                 <w:noProof/>
               </w:rPr>
-              <w:instrText xml:space="preserve"> PAGEREF _Toc243091743 \h </w:instrText>
+              <w:instrText xml:space="preserve"> PAGEREF _Toc243093556 \h </w:instrText>
             </w:r>
             <w:r>
               <w:rPr>
@@ -3010,7 +3010,7 @@
               <w14:ligatures w14:val="standardContextual"/>
             </w:rPr>
           </w:pPr>
-          <w:hyperlink w:anchor="_Toc243091744" w:history="1">
+          <w:hyperlink w:anchor="_Toc243093557" w:history="1">
             <w:r>
               <w:rPr>
                 <w:rStyle w:val="Hipervnculo"/>
@@ -3034,7 +3034,7 @@
               <w:rPr>
                 <w:noProof/>
               </w:rPr>
-              <w:instrText xml:space="preserve"> PAGEREF _Toc243091744 \h </w:instrText>
+              <w:instrText xml:space="preserve"> PAGEREF _Toc243093557 \h </w:instrText>
             </w:r>
             <w:r>
               <w:rPr>
@@ -3074,7 +3074,7 @@
               <w14:ligatures w14:val="standardContextual"/>
             </w:rPr>
           </w:pPr>
-          <w:hyperlink w:anchor="_Toc243091745" w:history="1">
+          <w:hyperlink w:anchor="_Toc243093558" w:history="1">
             <w:r>
               <w:rPr>
                 <w:rStyle w:val="Hipervnculo"/>
@@ -3098,7 +3098,7 @@
               <w:rPr>
                 <w:noProof/>
               </w:rPr>
-              <w:instrText xml:space="preserve"> PAGEREF _Toc243091745 \h </w:instrText>
+              <w:instrText xml:space="preserve"> PAGEREF _Toc243093558 \h </w:instrText>
             </w:r>
             <w:r>
               <w:rPr>
@@ -3148,7 +3148,7 @@
       <w:pPr>
         <w:pStyle w:val="Ttulo1"/>
       </w:pPr>
-      <w:bookmarkStart w:id="0" w:name="_Toc243091740"/>
+      <w:bookmarkStart w:id="0" w:name="_Toc243093553"/>
       <w:r>
         <w:lastRenderedPageBreak/>
         <w:t>1. Corte y método</w:t>
@@ -3168,7 +3168,7 @@
       <w:pPr>
         <w:pStyle w:val="Ttulo1"/>
       </w:pPr>
-      <w:bookmarkStart w:id="1" w:name="_Toc243091741"/>
+      <w:bookmarkStart w:id="1" w:name="_Toc243093554"/>
       <w:r>
         <w:t>2. Indicadores</w:t>
       </w:r>
@@ -4250,7 +4250,7 @@
       <w:pPr>
         <w:pStyle w:val="Ttulo1"/>
       </w:pPr>
-      <w:bookmarkStart w:id="2" w:name="_Toc243091742"/>
+      <w:bookmarkStart w:id="2" w:name="_Toc243093555"/>
       <w:r>
         <w:t>3. Comunicaciones por canal</w:t>
       </w:r>
@@ -6850,7 +6850,7 @@
       <w:pPr>
         <w:pStyle w:val="Ttulo1"/>
       </w:pPr>
-      <w:bookmarkStart w:id="3" w:name="_Toc243091743"/>
+      <w:bookmarkStart w:id="3" w:name="_Toc243093556"/>
       <w:r>
         <w:t>4. Cobertura por interesado</w:t>
       </w:r>
@@ -10044,7 +10044,7 @@
       <w:pPr>
         <w:pStyle w:val="Ttulo1"/>
       </w:pPr>
-      <w:bookmarkStart w:id="4" w:name="_Toc243091744"/>
+      <w:bookmarkStart w:id="4" w:name="_Toc243093557"/>
       <w:r>
         <w:lastRenderedPageBreak/>
         <w:t>5. Hallazgos</w:t>
@@ -10139,7 +10139,7 @@
       <w:pPr>
         <w:pStyle w:val="Ttulo1"/>
       </w:pPr>
-      <w:bookmarkStart w:id="5" w:name="_Toc243091745"/>
+      <w:bookmarkStart w:id="5" w:name="_Toc243093558"/>
       <w:r>
         <w:t>6. Acciones</w:t>
       </w:r>
@@ -11390,10 +11390,64 @@
 <file path=word/numbering.xml><?xml version="1.0" encoding="utf-8"?>
 <w:numbering xmlns:wpc="http://schemas.microsoft.com/office/word/2010/wordprocessingCanvas" xmlns:cx="http://schemas.microsoft.com/office/drawing/2014/chartex" xmlns:cx1="http://schemas.microsoft.com/office/drawing/2015/9/8/chartex" xmlns:cx2="http://schemas.microsoft.com/office/drawing/2015/10/21/chartex" xmlns:cx3="http://schemas.microsoft.com/office/drawing/2016/5/9/chartex" xmlns:cx4="http://schemas.microsoft.com/office/drawing/2016/5/10/chartex" xmlns:cx5="http://schemas.microsoft.com/office/drawing/2016/5/11/chartex" xmlns:cx6="http://schemas.microsoft.com/office/drawing/2016/5/12/chartex" xmlns:cx7="http://schemas.microsoft.com/office/drawing/2016/5/13/chartex" xmlns:cx8="http://schemas.microsoft.com/office/drawing/2016/5/14/chartex" xmlns:mc="http://schemas.openxmlformats.org/markup-compatibility/2006" xmlns:aink="http://schemas.microsoft.com/office/drawing/2016/ink" xmlns:am3d="http://schemas.microsoft.com/office/drawing/2017/model3d" xmlns:o="urn:schemas-microsoft-com:office:office" xmlns:oel="http://schemas.microsoft.com/office/2019/extlst" xmlns:r="http://schemas.openxmlformats.org/officeDocument/2006/relationships" xmlns:m="http://schemas.openxmlformats.org/officeDocument/2006/math" xmlns:v="urn:schemas-microsoft-com:vml" xmlns:wp14="http://schemas.microsoft.com/office/word/2010/wordprocessingDrawing" xmlns:wp="http://schemas.openxmlformats.org/drawingml/2006/wordprocessingDrawing" xmlns:w10="urn:schemas-microsoft-com:office:word" xmlns:w="http://schemas.openxmlformats.org/wordprocessingml/2006/main" xmlns:w14="http://schemas.microsoft.com/office/word/2010/wordml" xmlns:w15="http://schemas.microsoft.com/office/word/2012/wordml" xmlns:w16cex="http://schemas.microsoft.com/office/word/2018/wordml/cex" xmlns:w16cid="http://schemas.microsoft.com/office/word/2016/wordml/cid" xmlns:w16="http://schemas.microsoft.com/office/word/2018/wordml" xmlns:w16du="http://schemas.microsoft.com/office/word/2023/wordml/word16du" xmlns:w16sdtdh="http://schemas.microsoft.com/office/word/2020/wordml/sdtdatahash" xmlns:w16sdtfl="http://schemas.microsoft.com/office/word/2024/wordml/sdtformatlock" xmlns:w16se="http://schemas.microsoft.com/office/word/2015/wordml/symex" xmlns:wpg="http://schemas.microsoft.com/office/word/2010/wordprocessingGroup" xmlns:wpi="http://schemas.microsoft.com/office/word/2010/wordprocessingInk" xmlns:wne="http://schemas.microsoft.com/office/word/2006/wordml" xmlns:wps="http://schemas.microsoft.com/office/word/2010/wordprocessingShape" mc:Ignorable="w14 w15 w16se w16cid w16 w16cex w16sdtdh w16sdtfl w16du wp14">
   <w:abstractNum w:abstractNumId="0" w15:restartNumberingAfterBreak="0">
-    <w:nsid w:val="1ADF234A"/>
+    <w:nsid w:val="1A9F038A"/>
     <w:multiLevelType w:val="hybridMultilevel"/>
-    <w:tmpl w:val="0972DD1A"/>
-    <w:lvl w:ilvl="0" w:tplc="C7106A72">
+    <w:tmpl w:val="C4244670"/>
+    <w:lvl w:ilvl="0" w:tplc="950204D6">
+      <w:start w:val="1"/>
+      <w:numFmt w:val="bullet"/>
+      <w:lvlText w:val="•"/>
+      <w:lvlJc w:val="left"/>
+      <w:pPr>
+        <w:ind w:left="560" w:hanging="280"/>
+      </w:pPr>
+    </w:lvl>
+    <w:lvl w:ilvl="1" w:tplc="09126C4C">
+      <w:numFmt w:val="decimal"/>
+      <w:lvlText w:val=""/>
+      <w:lvlJc w:val="left"/>
+    </w:lvl>
+    <w:lvl w:ilvl="2" w:tplc="FB441C16">
+      <w:numFmt w:val="decimal"/>
+      <w:lvlText w:val=""/>
+      <w:lvlJc w:val="left"/>
+    </w:lvl>
+    <w:lvl w:ilvl="3" w:tplc="D44E3E84">
+      <w:numFmt w:val="decimal"/>
+      <w:lvlText w:val=""/>
+      <w:lvlJc w:val="left"/>
+    </w:lvl>
+    <w:lvl w:ilvl="4" w:tplc="DA9C3292">
+      <w:numFmt w:val="decimal"/>
+      <w:lvlText w:val=""/>
+      <w:lvlJc w:val="left"/>
+    </w:lvl>
+    <w:lvl w:ilvl="5" w:tplc="888AA892">
+      <w:numFmt w:val="decimal"/>
+      <w:lvlText w:val=""/>
+      <w:lvlJc w:val="left"/>
+    </w:lvl>
+    <w:lvl w:ilvl="6" w:tplc="787824F6">
+      <w:numFmt w:val="decimal"/>
+      <w:lvlText w:val=""/>
+      <w:lvlJc w:val="left"/>
+    </w:lvl>
+    <w:lvl w:ilvl="7" w:tplc="6340161C">
+      <w:numFmt w:val="decimal"/>
+      <w:lvlText w:val=""/>
+      <w:lvlJc w:val="left"/>
+    </w:lvl>
+    <w:lvl w:ilvl="8" w:tplc="895E56DC">
+      <w:numFmt w:val="decimal"/>
+      <w:lvlText w:val=""/>
+      <w:lvlJc w:val="left"/>
+    </w:lvl>
+  </w:abstractNum>
+  <w:abstractNum w:abstractNumId="1" w15:restartNumberingAfterBreak="0">
+    <w:nsid w:val="46CE2043"/>
+    <w:multiLevelType w:val="hybridMultilevel"/>
+    <w:tmpl w:val="A85C54DA"/>
+    <w:lvl w:ilvl="0" w:tplc="B2644424">
       <w:start w:val="1"/>
       <w:numFmt w:val="bullet"/>
       <w:lvlText w:val="●"/>
@@ -11402,7 +11456,7 @@
         <w:ind w:left="720" w:hanging="360"/>
       </w:pPr>
     </w:lvl>
-    <w:lvl w:ilvl="1" w:tplc="055E438C">
+    <w:lvl w:ilvl="1" w:tplc="81A88DF4">
       <w:start w:val="1"/>
       <w:numFmt w:val="bullet"/>
       <w:lvlText w:val="○"/>
@@ -11411,7 +11465,7 @@
         <w:ind w:left="1440" w:hanging="360"/>
       </w:pPr>
     </w:lvl>
-    <w:lvl w:ilvl="2" w:tplc="E6C24214">
+    <w:lvl w:ilvl="2" w:tplc="6F78EB1C">
       <w:start w:val="1"/>
       <w:numFmt w:val="bullet"/>
       <w:lvlText w:val="■"/>
@@ -11420,7 +11474,7 @@
         <w:ind w:left="2160" w:hanging="360"/>
       </w:pPr>
     </w:lvl>
-    <w:lvl w:ilvl="3" w:tplc="5086BE46">
+    <w:lvl w:ilvl="3" w:tplc="5530932A">
       <w:start w:val="1"/>
       <w:numFmt w:val="bullet"/>
       <w:lvlText w:val="●"/>
@@ -11429,7 +11483,7 @@
         <w:ind w:left="2880" w:hanging="360"/>
       </w:pPr>
     </w:lvl>
-    <w:lvl w:ilvl="4" w:tplc="19786F4C">
+    <w:lvl w:ilvl="4" w:tplc="33800F4C">
       <w:start w:val="1"/>
       <w:numFmt w:val="bullet"/>
       <w:lvlText w:val="○"/>
@@ -11438,7 +11492,7 @@
         <w:ind w:left="3600" w:hanging="360"/>
       </w:pPr>
     </w:lvl>
-    <w:lvl w:ilvl="5" w:tplc="4AD66CCC">
+    <w:lvl w:ilvl="5" w:tplc="11763336">
       <w:start w:val="1"/>
       <w:numFmt w:val="bullet"/>
       <w:lvlText w:val="■"/>
@@ -11447,7 +11501,7 @@
         <w:ind w:left="4320" w:hanging="360"/>
       </w:pPr>
     </w:lvl>
-    <w:lvl w:ilvl="6" w:tplc="42BED36A">
+    <w:lvl w:ilvl="6" w:tplc="27F2C234">
       <w:start w:val="1"/>
       <w:numFmt w:val="bullet"/>
       <w:lvlText w:val="●"/>
@@ -11456,7 +11510,7 @@
         <w:ind w:left="5040" w:hanging="360"/>
       </w:pPr>
     </w:lvl>
-    <w:lvl w:ilvl="7" w:tplc="0FC697EA">
+    <w:lvl w:ilvl="7" w:tplc="DEF4E350">
       <w:start w:val="1"/>
       <w:numFmt w:val="bullet"/>
       <w:lvlText w:val="●"/>
@@ -11465,7 +11519,7 @@
         <w:ind w:left="5760" w:hanging="360"/>
       </w:pPr>
     </w:lvl>
-    <w:lvl w:ilvl="8" w:tplc="5588B892">
+    <w:lvl w:ilvl="8" w:tplc="F3D61702">
       <w:start w:val="1"/>
       <w:numFmt w:val="bullet"/>
       <w:lvlText w:val="●"/>
@@ -11475,65 +11529,11 @@
       </w:pPr>
     </w:lvl>
   </w:abstractNum>
-  <w:abstractNum w:abstractNumId="1" w15:restartNumberingAfterBreak="0">
-    <w:nsid w:val="27CE4F95"/>
+  <w:abstractNum w:abstractNumId="2" w15:restartNumberingAfterBreak="0">
+    <w:nsid w:val="48827103"/>
     <w:multiLevelType w:val="hybridMultilevel"/>
-    <w:tmpl w:val="BCC21334"/>
-    <w:lvl w:ilvl="0" w:tplc="0A8E4836">
-      <w:start w:val="1"/>
-      <w:numFmt w:val="bullet"/>
-      <w:lvlText w:val="•"/>
-      <w:lvlJc w:val="left"/>
-      <w:pPr>
-        <w:ind w:left="560" w:hanging="280"/>
-      </w:pPr>
-    </w:lvl>
-    <w:lvl w:ilvl="1" w:tplc="A76C672C">
-      <w:numFmt w:val="decimal"/>
-      <w:lvlText w:val=""/>
-      <w:lvlJc w:val="left"/>
-    </w:lvl>
-    <w:lvl w:ilvl="2" w:tplc="A2BC833A">
-      <w:numFmt w:val="decimal"/>
-      <w:lvlText w:val=""/>
-      <w:lvlJc w:val="left"/>
-    </w:lvl>
-    <w:lvl w:ilvl="3" w:tplc="AEDE2544">
-      <w:numFmt w:val="decimal"/>
-      <w:lvlText w:val=""/>
-      <w:lvlJc w:val="left"/>
-    </w:lvl>
-    <w:lvl w:ilvl="4" w:tplc="1A020858">
-      <w:numFmt w:val="decimal"/>
-      <w:lvlText w:val=""/>
-      <w:lvlJc w:val="left"/>
-    </w:lvl>
-    <w:lvl w:ilvl="5" w:tplc="8E7814A0">
-      <w:numFmt w:val="decimal"/>
-      <w:lvlText w:val=""/>
-      <w:lvlJc w:val="left"/>
-    </w:lvl>
-    <w:lvl w:ilvl="6" w:tplc="C128A86C">
-      <w:numFmt w:val="decimal"/>
-      <w:lvlText w:val=""/>
-      <w:lvlJc w:val="left"/>
-    </w:lvl>
-    <w:lvl w:ilvl="7" w:tplc="BCB2AB16">
-      <w:numFmt w:val="decimal"/>
-      <w:lvlText w:val=""/>
-      <w:lvlJc w:val="left"/>
-    </w:lvl>
-    <w:lvl w:ilvl="8" w:tplc="F9C0E262">
-      <w:numFmt w:val="decimal"/>
-      <w:lvlText w:val=""/>
-      <w:lvlJc w:val="left"/>
-    </w:lvl>
-  </w:abstractNum>
-  <w:abstractNum w:abstractNumId="2" w15:restartNumberingAfterBreak="0">
-    <w:nsid w:val="5DF54958"/>
-    <w:multiLevelType w:val="hybridMultilevel"/>
-    <w:tmpl w:val="0AACD1F2"/>
-    <w:lvl w:ilvl="0" w:tplc="D7F6AB6C">
+    <w:tmpl w:val="85A48BDC"/>
+    <w:lvl w:ilvl="0" w:tplc="18F0F3F2">
       <w:start w:val="1"/>
       <w:numFmt w:val="decimal"/>
       <w:lvlText w:val="%1."/>
@@ -11542,60 +11542,60 @@
         <w:ind w:left="560" w:hanging="340"/>
       </w:pPr>
     </w:lvl>
-    <w:lvl w:ilvl="1" w:tplc="CE2E5AE6">
+    <w:lvl w:ilvl="1" w:tplc="1FBE2CCA">
       <w:numFmt w:val="decimal"/>
       <w:lvlText w:val=""/>
       <w:lvlJc w:val="left"/>
     </w:lvl>
-    <w:lvl w:ilvl="2" w:tplc="8F1CC522">
+    <w:lvl w:ilvl="2" w:tplc="9BEAF968">
       <w:numFmt w:val="decimal"/>
       <w:lvlText w:val=""/>
       <w:lvlJc w:val="left"/>
     </w:lvl>
-    <w:lvl w:ilvl="3" w:tplc="1BBEC2C8">
+    <w:lvl w:ilvl="3" w:tplc="C25E16C4">
       <w:numFmt w:val="decimal"/>
       <w:lvlText w:val=""/>
       <w:lvlJc w:val="left"/>
     </w:lvl>
-    <w:lvl w:ilvl="4" w:tplc="20A0F628">
+    <w:lvl w:ilvl="4" w:tplc="BBFAEF8C">
       <w:numFmt w:val="decimal"/>
       <w:lvlText w:val=""/>
       <w:lvlJc w:val="left"/>
     </w:lvl>
-    <w:lvl w:ilvl="5" w:tplc="0A92E5D2">
+    <w:lvl w:ilvl="5" w:tplc="699CE3D6">
       <w:numFmt w:val="decimal"/>
       <w:lvlText w:val=""/>
       <w:lvlJc w:val="left"/>
     </w:lvl>
-    <w:lvl w:ilvl="6" w:tplc="5C465FB0">
+    <w:lvl w:ilvl="6" w:tplc="3E4EACFE">
       <w:numFmt w:val="decimal"/>
       <w:lvlText w:val=""/>
       <w:lvlJc w:val="left"/>
     </w:lvl>
-    <w:lvl w:ilvl="7" w:tplc="5358D43C">
+    <w:lvl w:ilvl="7" w:tplc="1C5653E8">
       <w:numFmt w:val="decimal"/>
       <w:lvlText w:val=""/>
       <w:lvlJc w:val="left"/>
     </w:lvl>
-    <w:lvl w:ilvl="8" w:tplc="8736A474">
+    <w:lvl w:ilvl="8" w:tplc="4D6EDA5E">
       <w:numFmt w:val="decimal"/>
       <w:lvlText w:val=""/>
       <w:lvlJc w:val="left"/>
     </w:lvl>
   </w:abstractNum>
-  <w:num w:numId="1" w16cid:durableId="223954075">
+  <w:num w:numId="1" w16cid:durableId="1018654316">
+    <w:abstractNumId w:val="1"/>
+    <w:lvlOverride w:ilvl="0">
+      <w:startOverride w:val="1"/>
+    </w:lvlOverride>
+  </w:num>
+  <w:num w:numId="2" w16cid:durableId="1821002364">
     <w:abstractNumId w:val="0"/>
     <w:lvlOverride w:ilvl="0">
       <w:startOverride w:val="1"/>
     </w:lvlOverride>
   </w:num>
-  <w:num w:numId="2" w16cid:durableId="743457473">
-    <w:abstractNumId w:val="1"/>
-    <w:lvlOverride w:ilvl="0">
-      <w:startOverride w:val="1"/>
-    </w:lvlOverride>
-  </w:num>
-  <w:num w:numId="3" w16cid:durableId="1964575526">
+  <w:num w:numId="3" w16cid:durableId="1215048552">
     <w:abstractNumId w:val="2"/>
     <w:lvlOverride w:ilvl="0">
       <w:startOverride w:val="1"/>
@@ -12189,7 +12189,7 @@
     <w:autoRedefine/>
     <w:uiPriority w:val="39"/>
     <w:unhideWhenUsed/>
-    <w:rsid w:val="00875840"/>
+    <w:rsid w:val="00DE5C62"/>
     <w:pPr>
       <w:spacing w:after="100"/>
     </w:pPr>
